--- a/output/instructor/Instructor Orientation.docx
+++ b/output/instructor/Instructor Orientation.docx
@@ -80,7 +80,7 @@
     </w:p>
     <w:p>
       <w:r>
-        <w:t xml:space="preserve">Students work with the College-town home sales dataset (version 1.0): 35,529 completed home sales around 11 university campuses, in 18 cities across 11 states, collected in March 2026. They build a website with visualizations in plain HTML, CSS and JavaScript, keep the code in a public GitHub repository, and publish the site with GitHub Pages.</w:t>
+        <w:t xml:space="preserve">Students work with the College-town home sales dataset (version 1.0): 35,442 completed home sales around 11 university campuses, in 18 cities across 11 states, collected in March 2026. They build a website with visualizations in plain HTML, CSS and JavaScript, keep the code in a public GitHub repository, and publish the site with GitHub Pages.</w:t>
       </w:r>
     </w:p>
     <w:p>
@@ -1245,7 +1245,7 @@
         <w:t xml:space="preserve">Kickoff (20 minutes).</w:t>
       </w:r>
       <w:r>
-        <w:t xml:space="preserve"> Use an agent, live, to publish a one-chart page. Create a public repository, turn on GitHub Pages, ask the agent for a page that loads the CSV and shows the number of rows (35,529), then one chart. Push, and open the github.io address. Then check one number a second way, such as the row count in a spreadsheet. Rehearse once beforehand: the first publish takes a few minutes.</w:t>
+        <w:t xml:space="preserve"> Use an agent, live, to publish a one-chart page. Create a public repository, turn on GitHub Pages, ask the agent for a page that loads the CSV and shows the number of rows (35,442), then one chart. Push, and open the github.io address. Then check one number a second way, such as the row count in a spreadsheet. Rehearse once beforehand: the first publish takes a few minutes.</w:t>
       </w:r>
     </w:p>
     <w:p>
@@ -1570,7 +1570,7 @@
         <w:pStyle w:val="Heading1"/>
       </w:pPr>
       <w:r>
-        <w:t xml:space="preserve">The five data problems, and a sixth</w:t>
+        <w:t xml:space="preserve">The five data problems</w:t>
       </w:r>
     </w:p>
     <w:p>
@@ -1610,7 +1610,7 @@
         <w:t xml:space="preserve">contract_date</w:t>
       </w:r>
       <w:r>
-        <w:t xml:space="preserve">, and needs both dates. 28,043 sales (78.9%) have both. The median is 11 days, and the median for each campus area runs from 7 to 27 days.</w:t>
+        <w:t xml:space="preserve">, and needs both dates. 28,042 sales (79.1%) have both. The median is 11 days, and the median for each campus area runs from 7 to 27 days.</w:t>
       </w:r>
     </w:p>
     <w:p>
@@ -1725,7 +1725,7 @@
     </w:p>
     <w:p>
       <w:r>
-        <w:t xml:space="preserve">240 sales share a street address with another sale, at 103 addresses. The sheet says they are condo and apartment units with no unit number.</w:t>
+        <w:t xml:space="preserve">66 sales share a street address with another sale, at 16 addresses, and none has a unit number. 60 of them are condo and apartment units in 13 State College buildings. The other 6 are two different sales at each of 3 newly built homes. The description sheet explains both.</w:t>
       </w:r>
     </w:p>
     <w:p>
@@ -1745,7 +1745,7 @@
         <w:t xml:space="preserve">Deduplicated by address:</w:t>
       </w:r>
       <w:r>
-        <w:t xml:space="preserve"> the row count drops by 137, from 35,529 to 35,392, and the condo units in State College disappear.</w:t>
+        <w:t xml:space="preserve"> the row count drops by 50, from 35,442 to 35,392, and the condo units in State College disappear.</w:t>
       </w:r>
     </w:p>
     <w:p>
@@ -1765,7 +1765,7 @@
         <w:t xml:space="preserve">Grouped by street name alone,</w:t>
       </w:r>
       <w:r>
-        <w:t xml:space="preserve"> without city, state and ZIP code: 312 rows look repeated instead of 240, because the same street name appears in different towns.</w:t>
+        <w:t xml:space="preserve"> without city, state and ZIP code: 138 rows look repeated instead of 66, because the same street name appears in different towns.</w:t>
       </w:r>
     </w:p>
     <w:p>
@@ -1818,7 +1818,7 @@
         <w:t xml:space="preserve">A mean instead of a median:</w:t>
       </w:r>
       <w:r>
-        <w:t xml:space="preserve"> the mean price is $510,289, against a median of $410,000.</w:t>
+        <w:t xml:space="preserve"> the mean price is $509,438, against a median of $410,000.</w:t>
       </w:r>
     </w:p>
     <w:p>
@@ -1871,7 +1871,7 @@
     </w:p>
     <w:p>
       <w:r>
-        <w:t xml:space="preserve">35,350 of the 35,529 rows say </w:t>
+        <w:t xml:space="preserve">35,263 of the 35,442 rows say </w:t>
       </w:r>
       <w:r>
         <w:rPr>
@@ -1958,29 +1958,6 @@
       </w:r>
       <w:r>
         <w:t xml:space="preserve"> any price per square foot in the thousands, or the word Infinity on the page.</w:t>
-      </w:r>
-    </w:p>
-    <w:p>
-      <w:pPr>
-        <w:pStyle w:val="Heading2"/>
-      </w:pPr>
-      <w:r>
-        <w:t xml:space="preserve">6. Repeated addresses that are one sale recorded twice (not in the student documents)</w:t>
-      </w:r>
-    </w:p>
-    <w:p>
-      <w:r>
-        <w:t xml:space="preserve">The description sheet says all 240 repeated-address sales are separate units. That is true in State College, where 13 buildings hold separate units with their own parcel numbers. But 87 of the 103 addresses (174 rows) meet the dataset build notes' own test for one sale recorded twice: two rows, prices within 1% and sale dates within 90 days. 79 of them are around Virginia, mostly new homes. In most pairs, one row carries the listing dates and the other carries the county's parcel number and assessed value, so the build's parcel check missed them. Only 16 addresses (66 rows) look like real multi-unit buildings.</w:t>
-      </w:r>
-    </w:p>
-    <w:p>
-      <w:r>
-        <w:t xml:space="preserve">The effect on most figures is small. With one copy of each pair removed, Virginia's median sale price would be $615,000 instead of $625,000. The effect is larger where the pairs dominate a figure: Variation 2's Question 6, and any share of new homes around Virginia.</w:t>
-      </w:r>
-    </w:p>
-    <w:p>
-      <w:r>
-        <w:t xml:space="preserve">The case documents still tell students never to remove a sale just because its address repeats, which remains right for State College. Do not mark down a student who keeps every row. Give credit under Data handling to a student who spots the double records, explains them, and either keeps them with a note or removes one copy with a stated rule. One Variation 2 pilot found them on its own.</w:t>
       </w:r>
     </w:p>
     <w:p>
@@ -2928,7 +2905,7 @@
         <w:spacing w:after="80"/>
       </w:pPr>
       <w:r>
-        <w:t xml:space="preserve">The description sheet says repeated addresses are condo units. Did you check? When should you trust a dataset's documentation, and how would you find out it is wrong?</w:t>
+        <w:t xml:space="preserve">The description sheet makes claims about the data, such as which repeated addresses are condo units. Did you check any of them yourself? When should you trust a dataset's documentation, and how would you find out it is wrong?</w:t>
       </w:r>
     </w:p>
     <w:p>
@@ -3361,7 +3338,7 @@
                 <w:sz w:val="20"/>
                 <w:szCs w:val="20"/>
               </w:rPr>
-              <w:t xml:space="preserve">A free-form data story: housing age by distance from campus and price per square foot by decade built. It shows findings stated in words, a campus picker driving every chart, a dot plot for years, and data notes that handle the 192 homes recorded as built in exactly 1900 and Virginia's double records.</w:t>
+              <w:t xml:space="preserve">A free-form data story: housing age by distance from campus and price per square foot by decade built. It shows findings stated in words, a campus picker driving every chart, a dot plot for years, and data notes that handle the 192 homes recorded as built in exactly 1900.</w:t>
             </w:r>
           </w:p>
         </w:tc>

--- a/output/instructor/Instructor Orientation.docx
+++ b/output/instructor/Instructor Orientation.docx
@@ -786,6 +786,117 @@
         <w:pStyle w:val="Heading2"/>
       </w:pPr>
       <w:r>
+        <w:t xml:space="preserve">The starter template</w:t>
+      </w:r>
+    </w:p>
+    <w:p>
+      <w:r>
+        <w:t xml:space="preserve">Students create their repositories from the starter template, </w:t>
+      </w:r>
+      <w:hyperlink w:history="1" r:id="rIdx8ugga7wukgryrvtxmn9l">
+        <w:r>
+          <w:rPr>
+            <w:color w:val="1F5FAD"/>
+            <w:u w:val="single"/>
+          </w:rPr>
+          <w:t xml:space="preserve">github.com/uidfc-business-emerging-technologies/campus-comparables-template</w:t>
+        </w:r>
+      </w:hyperlink>
+      <w:r>
+        <w:t xml:space="preserve">, with </w:t>
+      </w:r>
+      <w:r>
+        <w:rPr>
+          <w:b/>
+          <w:bCs/>
+        </w:rPr>
+        <w:t xml:space="preserve">Use this template</w:t>
+      </w:r>
+      <w:r>
+        <w:t xml:space="preserve"> rather than a fork. Each repository then starts with a clean history, and nothing a student does reaches the template. It holds:</w:t>
+      </w:r>
+    </w:p>
+    <w:p>
+      <w:pPr>
+        <w:pStyle w:val="ListParagraph"/>
+        <w:numPr>
+          <w:ilvl w:val="0"/>
+          <w:numId w:val="4"/>
+        </w:numPr>
+        <w:spacing w:after="80"/>
+      </w:pPr>
+      <w:r>
+        <w:t xml:space="preserve">The dataset in all five formats, and the data description sheet</w:t>
+      </w:r>
+    </w:p>
+    <w:p>
+      <w:pPr>
+        <w:pStyle w:val="ListParagraph"/>
+        <w:numPr>
+          <w:ilvl w:val="0"/>
+          <w:numId w:val="4"/>
+        </w:numPr>
+        <w:spacing w:after="80"/>
+      </w:pPr>
+      <w:r>
+        <w:rPr>
+          <w:rFonts w:ascii="Consolas" w:cs="Consolas" w:eastAsia="Consolas" w:hAnsi="Consolas"/>
+          <w:sz w:val="20"/>
+          <w:szCs w:val="20"/>
+        </w:rPr>
+        <w:t xml:space="preserve">AGENTS.md</w:t>
+      </w:r>
+      <w:r>
+        <w:t xml:space="preserve">, with the project instructions the setup guide shows</w:t>
+      </w:r>
+    </w:p>
+    <w:p>
+      <w:pPr>
+        <w:pStyle w:val="ListParagraph"/>
+        <w:numPr>
+          <w:ilvl w:val="0"/>
+          <w:numId w:val="4"/>
+        </w:numPr>
+        <w:spacing w:after="80"/>
+      </w:pPr>
+      <w:r>
+        <w:t xml:space="preserve">Outlines of the README and agent log the case asks for, with a section for each required README item</w:t>
+      </w:r>
+    </w:p>
+    <w:p>
+      <w:pPr>
+        <w:pStyle w:val="ListParagraph"/>
+        <w:numPr>
+          <w:ilvl w:val="0"/>
+          <w:numId w:val="4"/>
+        </w:numPr>
+        <w:spacing w:after="80"/>
+      </w:pPr>
+      <w:r>
+        <w:t xml:space="preserve">A placeholder </w:t>
+      </w:r>
+      <w:r>
+        <w:rPr>
+          <w:rFonts w:ascii="Consolas" w:cs="Consolas" w:eastAsia="Consolas" w:hAnsi="Consolas"/>
+          <w:sz w:val="20"/>
+          <w:szCs w:val="20"/>
+        </w:rPr>
+        <w:t xml:space="preserve">index.html</w:t>
+      </w:r>
+      <w:r>
+        <w:t xml:space="preserve">, and a workflow that publishes the site with GitHub Pages on every push to main</w:t>
+      </w:r>
+    </w:p>
+    <w:p>
+      <w:r>
+        <w:t xml:space="preserve">Before the case starts, create a repository from the template yourself, turn on Pages, run the workflow and open the github.io address in a private window.</w:t>
+      </w:r>
+    </w:p>
+    <w:p>
+      <w:pPr>
+        <w:pStyle w:val="Heading2"/>
+      </w:pPr>
+      <w:r>
         <w:t xml:space="preserve">Timelines</w:t>
       </w:r>
     </w:p>
@@ -1233,7 +1344,7 @@
         <w:pStyle w:val="ListParagraph"/>
         <w:numPr>
           <w:ilvl w:val="0"/>
-          <w:numId w:val="4"/>
+          <w:numId w:val="5"/>
         </w:numPr>
         <w:spacing w:after="80"/>
       </w:pPr>
@@ -1245,15 +1356,15 @@
         <w:t xml:space="preserve">Kickoff (20 minutes).</w:t>
       </w:r>
       <w:r>
-        <w:t xml:space="preserve"> Use an agent, live, to publish a one-chart page. Create a public repository, turn on GitHub Pages, ask the agent for a page that loads the CSV and shows the number of rows (35,442), then one chart. Push, and open the github.io address. Then check one number a second way, such as the row count in a spreadsheet. Rehearse once beforehand: the first publish takes a few minutes.</w:t>
-      </w:r>
-    </w:p>
-    <w:p>
-      <w:pPr>
-        <w:pStyle w:val="ListParagraph"/>
-        <w:numPr>
-          <w:ilvl w:val="0"/>
-          <w:numId w:val="4"/>
+        <w:t xml:space="preserve"> Use an agent, live, to publish a one-chart page. Create a public repository from the starter template, set GitHub Pages to publish with GitHub Actions, and run the workflow once. Then ask the agent for a page that loads the CSV and shows the number of rows (35,442), then one chart. Push, wait for the green check in the Actions tab, and open the github.io address. Then check one number a second way, such as the row count in a spreadsheet. Rehearse once beforehand: the first publish takes a few minutes.</w:t>
+      </w:r>
+    </w:p>
+    <w:p>
+      <w:pPr>
+        <w:pStyle w:val="ListParagraph"/>
+        <w:numPr>
+          <w:ilvl w:val="0"/>
+          <w:numId w:val="5"/>
         </w:numPr>
         <w:spacing w:after="80"/>
       </w:pPr>
@@ -1273,7 +1384,7 @@
         <w:pStyle w:val="ListParagraph"/>
         <w:numPr>
           <w:ilvl w:val="0"/>
-          <w:numId w:val="4"/>
+          <w:numId w:val="5"/>
         </w:numPr>
         <w:spacing w:after="80"/>
       </w:pPr>
@@ -1319,7 +1430,7 @@
         <w:pStyle w:val="ListParagraph"/>
         <w:numPr>
           <w:ilvl w:val="0"/>
-          <w:numId w:val="5"/>
+          <w:numId w:val="6"/>
         </w:numPr>
         <w:spacing w:after="80"/>
       </w:pPr>
@@ -1339,7 +1450,7 @@
         <w:pStyle w:val="ListParagraph"/>
         <w:numPr>
           <w:ilvl w:val="0"/>
-          <w:numId w:val="5"/>
+          <w:numId w:val="6"/>
         </w:numPr>
         <w:spacing w:after="80"/>
       </w:pPr>
@@ -1359,7 +1470,7 @@
         <w:pStyle w:val="ListParagraph"/>
         <w:numPr>
           <w:ilvl w:val="0"/>
-          <w:numId w:val="5"/>
+          <w:numId w:val="6"/>
         </w:numPr>
         <w:spacing w:after="80"/>
       </w:pPr>
@@ -1379,7 +1490,7 @@
         <w:pStyle w:val="ListParagraph"/>
         <w:numPr>
           <w:ilvl w:val="0"/>
-          <w:numId w:val="5"/>
+          <w:numId w:val="6"/>
         </w:numPr>
         <w:spacing w:after="80"/>
       </w:pPr>
@@ -1417,7 +1528,7 @@
         <w:pStyle w:val="ListParagraph"/>
         <w:numPr>
           <w:ilvl w:val="0"/>
-          <w:numId w:val="6"/>
+          <w:numId w:val="7"/>
         </w:numPr>
         <w:spacing w:after="80"/>
       </w:pPr>
@@ -1448,7 +1559,7 @@
         <w:pStyle w:val="ListParagraph"/>
         <w:numPr>
           <w:ilvl w:val="0"/>
-          <w:numId w:val="6"/>
+          <w:numId w:val="7"/>
         </w:numPr>
         <w:spacing w:after="80"/>
       </w:pPr>
@@ -1479,7 +1590,7 @@
         <w:pStyle w:val="ListParagraph"/>
         <w:numPr>
           <w:ilvl w:val="0"/>
-          <w:numId w:val="6"/>
+          <w:numId w:val="7"/>
         </w:numPr>
         <w:spacing w:after="80"/>
       </w:pPr>
@@ -1491,15 +1602,15 @@
         <w:t xml:space="preserve">Pages not turned on,</w:t>
       </w:r>
       <w:r>
-        <w:t xml:space="preserve"> or the wrong branch or folder selected.</w:t>
-      </w:r>
-    </w:p>
-    <w:p>
-      <w:pPr>
-        <w:pStyle w:val="ListParagraph"/>
-        <w:numPr>
-          <w:ilvl w:val="0"/>
-          <w:numId w:val="6"/>
+        <w:t xml:space="preserve"> or its source not set to GitHub Actions. If a workflow run started when the repository was created from the template, it failed for this reason. Students need only turn Pages on and run the workflow again.</w:t>
+      </w:r>
+    </w:p>
+    <w:p>
+      <w:pPr>
+        <w:pStyle w:val="ListParagraph"/>
+        <w:numPr>
+          <w:ilvl w:val="0"/>
+          <w:numId w:val="7"/>
         </w:numPr>
         <w:spacing w:after="80"/>
       </w:pPr>
@@ -1519,7 +1630,7 @@
         <w:pStyle w:val="ListParagraph"/>
         <w:numPr>
           <w:ilvl w:val="0"/>
-          <w:numId w:val="6"/>
+          <w:numId w:val="7"/>
         </w:numPr>
         <w:spacing w:after="80"/>
       </w:pPr>
@@ -1531,64 +1642,7 @@
         <w:t xml:space="preserve">The project instructions file.</w:t>
       </w:r>
       <w:r>
-        <w:t xml:space="preserve"> Its name depends on the agent. Students should check their agent's documentation; the setup guide gives the text to put in it.</w:t>
-      </w:r>
-    </w:p>
-    <w:p>
-      <w:r>
-        <w:t xml:space="preserve">When a student is stuck, ask for the exact error from the browser's Console tab. Most problems are visible there.</w:t>
-      </w:r>
-    </w:p>
-    <w:p>
-      <w:pPr>
-        <w:pStyle w:val="Heading2"/>
-      </w:pPr>
-      <w:r>
-        <w:t xml:space="preserve">How pilots handled the data, and what students may do differently</w:t>
-      </w:r>
-    </w:p>
-    <w:p>
-      <w:r>
-        <w:t xml:space="preserve">None of the pilots fell into the five data problems below. Each pilot read the data description sheet before writing any analysis code, as the case tells students to do. Students who skip that step, or who never give the sheet to their agent, are the ones most likely to fall into them. In the kickoff, show the sheet and say plainly that the agent must read it first.</w:t>
-      </w:r>
-    </w:p>
-    <w:p>
-      <w:pPr>
-        <w:pStyle w:val="Heading2"/>
-      </w:pPr>
-      <w:r>
-        <w:t xml:space="preserve">Agent logs</w:t>
-      </w:r>
-    </w:p>
-    <w:p>
-      <w:r>
-        <w:t xml:space="preserve">The case asks for at least one time the agent got something wrong. Every pilot found real mistakes to log, so students should too. Still, a student could invent one. Ask for prompts pasted verbatim, and compare the log's dates and claims with the repository's commit history.</w:t>
-      </w:r>
-    </w:p>
-    <w:p>
-      <w:pPr>
-        <w:pStyle w:val="Heading1"/>
-      </w:pPr>
-      <w:r>
-        <w:t xml:space="preserve">The five data problems</w:t>
-      </w:r>
-    </w:p>
-    <w:p>
-      <w:r>
-        <w:t xml:space="preserve">The data description sheet explains five problems under "Five things that will bite you." The dataset keeps them on purpose. Here is how each one shows up in student work, and how to spot it quickly. The reference figures that come with the dataset, and the answer key, give the correct values.</w:t>
-      </w:r>
-    </w:p>
-    <w:p>
-      <w:pPr>
-        <w:pStyle w:val="Heading2"/>
-      </w:pPr>
-      <w:r>
-        <w:t xml:space="preserve">1. Days on market</w:t>
-      </w:r>
-    </w:p>
-    <w:p>
-      <w:r>
-        <w:t xml:space="preserve">Days on market runs from </w:t>
+        <w:t xml:space="preserve"> The template's instructions are in </w:t>
       </w:r>
       <w:r>
         <w:rPr>
@@ -1596,10 +1650,67 @@
           <w:sz w:val="20"/>
           <w:szCs w:val="20"/>
         </w:rPr>
-        <w:t xml:space="preserve">list_date</w:t>
-      </w:r>
-      <w:r>
-        <w:t xml:space="preserve"> to </w:t>
+        <w:t xml:space="preserve">AGENTS.md</w:t>
+      </w:r>
+      <w:r>
+        <w:t xml:space="preserve">, a name many agents read. Students whose agent expects a different name copy it to that name, as the setup guide explains.</w:t>
+      </w:r>
+    </w:p>
+    <w:p>
+      <w:r>
+        <w:t xml:space="preserve">When a student is stuck, ask for the exact error from the browser's Console tab. Most problems are visible there.</w:t>
+      </w:r>
+    </w:p>
+    <w:p>
+      <w:pPr>
+        <w:pStyle w:val="Heading2"/>
+      </w:pPr>
+      <w:r>
+        <w:t xml:space="preserve">How pilots handled the data, and what students may do differently</w:t>
+      </w:r>
+    </w:p>
+    <w:p>
+      <w:r>
+        <w:t xml:space="preserve">None of the pilots fell into the five data problems below. Each pilot read the data description sheet before writing any analysis code, as the case tells students to do. Students who skip that step, or who never give the sheet to their agent, are the ones most likely to fall into them. In the kickoff, show the sheet and say plainly that the agent must read it first.</w:t>
+      </w:r>
+    </w:p>
+    <w:p>
+      <w:pPr>
+        <w:pStyle w:val="Heading2"/>
+      </w:pPr>
+      <w:r>
+        <w:t xml:space="preserve">Agent logs</w:t>
+      </w:r>
+    </w:p>
+    <w:p>
+      <w:r>
+        <w:t xml:space="preserve">The case asks for at least one time the agent got something wrong. Every pilot found real mistakes to log, so students should too. Still, a student could invent one. Ask for prompts pasted verbatim, and compare the log's dates and claims with the repository's commit history.</w:t>
+      </w:r>
+    </w:p>
+    <w:p>
+      <w:pPr>
+        <w:pStyle w:val="Heading1"/>
+      </w:pPr>
+      <w:r>
+        <w:t xml:space="preserve">The five data problems</w:t>
+      </w:r>
+    </w:p>
+    <w:p>
+      <w:r>
+        <w:t xml:space="preserve">The data description sheet explains five problems under "Five things that will bite you." The dataset keeps them on purpose. Here is how each one shows up in student work, and how to spot it quickly. The reference figures that come with the dataset, and the answer key, give the correct values.</w:t>
+      </w:r>
+    </w:p>
+    <w:p>
+      <w:pPr>
+        <w:pStyle w:val="Heading2"/>
+      </w:pPr>
+      <w:r>
+        <w:t xml:space="preserve">1. Days on market</w:t>
+      </w:r>
+    </w:p>
+    <w:p>
+      <w:r>
+        <w:t xml:space="preserve">Days on market runs from </w:t>
       </w:r>
       <w:r>
         <w:rPr>
@@ -1607,6 +1718,17 @@
           <w:sz w:val="20"/>
           <w:szCs w:val="20"/>
         </w:rPr>
+        <w:t xml:space="preserve">list_date</w:t>
+      </w:r>
+      <w:r>
+        <w:t xml:space="preserve"> to </w:t>
+      </w:r>
+      <w:r>
+        <w:rPr>
+          <w:rFonts w:ascii="Consolas" w:cs="Consolas" w:eastAsia="Consolas" w:hAnsi="Consolas"/>
+          <w:sz w:val="20"/>
+          <w:szCs w:val="20"/>
+        </w:rPr>
         <w:t xml:space="preserve">contract_date</w:t>
       </w:r>
       <w:r>
@@ -1618,7 +1740,7 @@
         <w:pStyle w:val="ListParagraph"/>
         <w:numPr>
           <w:ilvl w:val="0"/>
-          <w:numId w:val="7"/>
+          <w:numId w:val="8"/>
         </w:numPr>
         <w:spacing w:after="80"/>
       </w:pPr>
@@ -1655,7 +1777,7 @@
         <w:pStyle w:val="ListParagraph"/>
         <w:numPr>
           <w:ilvl w:val="0"/>
-          <w:numId w:val="7"/>
+          <w:numId w:val="8"/>
         </w:numPr>
         <w:spacing w:after="80"/>
       </w:pPr>
@@ -1675,7 +1797,7 @@
         <w:pStyle w:val="ListParagraph"/>
         <w:numPr>
           <w:ilvl w:val="0"/>
-          <w:numId w:val="7"/>
+          <w:numId w:val="8"/>
         </w:numPr>
         <w:spacing w:after="80"/>
       </w:pPr>
@@ -1695,7 +1817,7 @@
         <w:pStyle w:val="ListParagraph"/>
         <w:numPr>
           <w:ilvl w:val="0"/>
-          <w:numId w:val="7"/>
+          <w:numId w:val="8"/>
         </w:numPr>
         <w:spacing w:after="80"/>
       </w:pPr>
@@ -1733,7 +1855,7 @@
         <w:pStyle w:val="ListParagraph"/>
         <w:numPr>
           <w:ilvl w:val="0"/>
-          <w:numId w:val="8"/>
+          <w:numId w:val="9"/>
         </w:numPr>
         <w:spacing w:after="80"/>
       </w:pPr>
@@ -1753,7 +1875,7 @@
         <w:pStyle w:val="ListParagraph"/>
         <w:numPr>
           <w:ilvl w:val="0"/>
-          <w:numId w:val="8"/>
+          <w:numId w:val="9"/>
         </w:numPr>
         <w:spacing w:after="80"/>
       </w:pPr>
@@ -1773,7 +1895,7 @@
         <w:pStyle w:val="ListParagraph"/>
         <w:numPr>
           <w:ilvl w:val="0"/>
-          <w:numId w:val="8"/>
+          <w:numId w:val="9"/>
         </w:numPr>
         <w:spacing w:after="80"/>
       </w:pPr>
@@ -1806,7 +1928,7 @@
         <w:pStyle w:val="ListParagraph"/>
         <w:numPr>
           <w:ilvl w:val="0"/>
-          <w:numId w:val="9"/>
+          <w:numId w:val="10"/>
         </w:numPr>
         <w:spacing w:after="80"/>
       </w:pPr>
@@ -1826,7 +1948,7 @@
         <w:pStyle w:val="ListParagraph"/>
         <w:numPr>
           <w:ilvl w:val="0"/>
-          <w:numId w:val="9"/>
+          <w:numId w:val="10"/>
         </w:numPr>
         <w:spacing w:after="80"/>
       </w:pPr>
@@ -1846,7 +1968,7 @@
         <w:pStyle w:val="ListParagraph"/>
         <w:numPr>
           <w:ilvl w:val="0"/>
-          <w:numId w:val="9"/>
+          <w:numId w:val="10"/>
         </w:numPr>
         <w:spacing w:after="80"/>
       </w:pPr>
@@ -1925,7 +2047,7 @@
         <w:pStyle w:val="ListParagraph"/>
         <w:numPr>
           <w:ilvl w:val="0"/>
-          <w:numId w:val="10"/>
+          <w:numId w:val="11"/>
         </w:numPr>
         <w:spacing w:after="80"/>
       </w:pPr>
@@ -1945,7 +2067,7 @@
         <w:pStyle w:val="ListParagraph"/>
         <w:numPr>
           <w:ilvl w:val="0"/>
-          <w:numId w:val="10"/>
+          <w:numId w:val="11"/>
         </w:numPr>
         <w:spacing w:after="80"/>
       </w:pPr>
@@ -2749,7 +2871,7 @@
         <w:pStyle w:val="ListParagraph"/>
         <w:numPr>
           <w:ilvl w:val="0"/>
-          <w:numId w:val="11"/>
+          <w:numId w:val="12"/>
         </w:numPr>
         <w:spacing w:after="80"/>
       </w:pPr>
@@ -2769,7 +2891,7 @@
         <w:pStyle w:val="ListParagraph"/>
         <w:numPr>
           <w:ilvl w:val="0"/>
-          <w:numId w:val="11"/>
+          <w:numId w:val="12"/>
         </w:numPr>
         <w:spacing w:after="80"/>
       </w:pPr>
@@ -2789,7 +2911,7 @@
         <w:pStyle w:val="ListParagraph"/>
         <w:numPr>
           <w:ilvl w:val="0"/>
-          <w:numId w:val="11"/>
+          <w:numId w:val="12"/>
         </w:numPr>
         <w:spacing w:after="80"/>
       </w:pPr>
@@ -2809,7 +2931,7 @@
         <w:pStyle w:val="ListParagraph"/>
         <w:numPr>
           <w:ilvl w:val="0"/>
-          <w:numId w:val="11"/>
+          <w:numId w:val="12"/>
         </w:numPr>
         <w:spacing w:after="80"/>
       </w:pPr>
@@ -2848,7 +2970,7 @@
         <w:pStyle w:val="ListParagraph"/>
         <w:numPr>
           <w:ilvl w:val="0"/>
-          <w:numId w:val="12"/>
+          <w:numId w:val="13"/>
         </w:numPr>
         <w:spacing w:after="80"/>
       </w:pPr>
@@ -2861,7 +2983,7 @@
         <w:pStyle w:val="ListParagraph"/>
         <w:numPr>
           <w:ilvl w:val="0"/>
-          <w:numId w:val="12"/>
+          <w:numId w:val="13"/>
         </w:numPr>
         <w:spacing w:after="80"/>
       </w:pPr>
@@ -2874,7 +2996,7 @@
         <w:pStyle w:val="ListParagraph"/>
         <w:numPr>
           <w:ilvl w:val="0"/>
-          <w:numId w:val="12"/>
+          <w:numId w:val="13"/>
         </w:numPr>
         <w:spacing w:after="80"/>
       </w:pPr>
@@ -2887,7 +3009,7 @@
         <w:pStyle w:val="ListParagraph"/>
         <w:numPr>
           <w:ilvl w:val="0"/>
-          <w:numId w:val="12"/>
+          <w:numId w:val="13"/>
         </w:numPr>
         <w:spacing w:after="80"/>
       </w:pPr>
@@ -2900,7 +3022,7 @@
         <w:pStyle w:val="ListParagraph"/>
         <w:numPr>
           <w:ilvl w:val="0"/>
-          <w:numId w:val="12"/>
+          <w:numId w:val="13"/>
         </w:numPr>
         <w:spacing w:after="80"/>
       </w:pPr>
@@ -2913,7 +3035,7 @@
         <w:pStyle w:val="ListParagraph"/>
         <w:numPr>
           <w:ilvl w:val="0"/>
-          <w:numId w:val="12"/>
+          <w:numId w:val="13"/>
         </w:numPr>
         <w:spacing w:after="80"/>
       </w:pPr>
@@ -2926,7 +3048,7 @@
         <w:pStyle w:val="ListParagraph"/>
         <w:numPr>
           <w:ilvl w:val="0"/>
-          <w:numId w:val="12"/>
+          <w:numId w:val="13"/>
         </w:numPr>
         <w:spacing w:after="80"/>
       </w:pPr>
@@ -2990,7 +3112,7 @@
         <w:pStyle w:val="ListParagraph"/>
         <w:numPr>
           <w:ilvl w:val="0"/>
-          <w:numId w:val="13"/>
+          <w:numId w:val="14"/>
         </w:numPr>
         <w:spacing w:after="80"/>
       </w:pPr>
@@ -3003,7 +3125,7 @@
         <w:pStyle w:val="ListParagraph"/>
         <w:numPr>
           <w:ilvl w:val="0"/>
-          <w:numId w:val="13"/>
+          <w:numId w:val="14"/>
         </w:numPr>
         <w:spacing w:after="80"/>
       </w:pPr>
@@ -3016,7 +3138,7 @@
         <w:pStyle w:val="ListParagraph"/>
         <w:numPr>
           <w:ilvl w:val="0"/>
-          <w:numId w:val="13"/>
+          <w:numId w:val="14"/>
         </w:numPr>
         <w:spacing w:after="80"/>
       </w:pPr>
@@ -3029,7 +3151,7 @@
         <w:pStyle w:val="ListParagraph"/>
         <w:numPr>
           <w:ilvl w:val="0"/>
-          <w:numId w:val="13"/>
+          <w:numId w:val="14"/>
         </w:numPr>
         <w:spacing w:after="80"/>
       </w:pPr>
@@ -3042,7 +3164,7 @@
         <w:pStyle w:val="ListParagraph"/>
         <w:numPr>
           <w:ilvl w:val="0"/>
-          <w:numId w:val="13"/>
+          <w:numId w:val="14"/>
         </w:numPr>
         <w:spacing w:after="80"/>
       </w:pPr>
@@ -3055,7 +3177,7 @@
         <w:pStyle w:val="ListParagraph"/>
         <w:numPr>
           <w:ilvl w:val="0"/>
-          <w:numId w:val="13"/>
+          <w:numId w:val="14"/>
         </w:numPr>
         <w:spacing w:after="80"/>
       </w:pPr>
@@ -3068,7 +3190,7 @@
         <w:pStyle w:val="ListParagraph"/>
         <w:numPr>
           <w:ilvl w:val="0"/>
-          <w:numId w:val="13"/>
+          <w:numId w:val="14"/>
         </w:numPr>
         <w:spacing w:after="80"/>
       </w:pPr>
@@ -4068,7 +4190,7 @@
     </w:p>
     <w:p>
       <w:r>
-        <w:t xml:space="preserve">Give each student only their variation's case document, plus the setup guide, the description sheet and the data.</w:t>
+        <w:t xml:space="preserve">Give each student only their variation's case document and the setup guide. The starter template gives them the data and the description sheet.</w:t>
       </w:r>
     </w:p>
     <w:sectPr>
@@ -4400,7 +4522,7 @@
     </w:lvlOverride>
   </w:num>
   <w:num w:numId="11">
-    <w:abstractNumId w:val="3"/>
+    <w:abstractNumId w:val="2"/>
     <w:lvlOverride w:ilvl="0">
       <w:startOverride w:val="1"/>
     </w:lvlOverride>
@@ -4412,6 +4534,12 @@
     </w:lvlOverride>
   </w:num>
   <w:num w:numId="13">
+    <w:abstractNumId w:val="3"/>
+    <w:lvlOverride w:ilvl="0">
+      <w:startOverride w:val="1"/>
+    </w:lvlOverride>
+  </w:num>
+  <w:num w:numId="14">
     <w:abstractNumId w:val="2"/>
     <w:lvlOverride w:ilvl="0">
       <w:startOverride w:val="1"/>
